--- a/backend/templates/custom/journal_of_marketing_template.docx
+++ b/backend/templates/custom/journal_of_marketing_template.docx
@@ -4,7 +4,23 @@
   <w:body>
     <w:p>
       <w:r>
-        <w:t>Sample text</w:t>
+        <w:t>Sample body text</w:t>
+      </w:r>
+    </w:p>
+    <w:p>
+      <w:pPr>
+        <w:pStyle w:val="Heading1"/>
+      </w:pPr>
+      <w:r>
+        <w:t>Sample Heading 1</w:t>
+      </w:r>
+    </w:p>
+    <w:p>
+      <w:pPr>
+        <w:pStyle w:val="Heading2"/>
+      </w:pPr>
+      <w:r>
+        <w:t>Sample Heading 2</w:t>
       </w:r>
     </w:p>
     <w:sectPr>
@@ -381,7 +397,8 @@
     <w:qFormat/>
     <w:rsid w:val="00FC693F"/>
     <w:pPr>
-      <w:spacing w:line="480" w:lineRule="auto"/>
+      <w:spacing w:line="480" w:lineRule="auto" w:before="0" w:after="0"/>
+      <w:jc w:val="left"/>
     </w:pPr>
     <w:rPr>
       <w:rFonts w:ascii="Times New Roman" w:hAnsi="Times New Roman"/>
@@ -443,16 +460,20 @@
     <w:pPr>
       <w:keepNext/>
       <w:keepLines/>
-      <w:spacing w:before="480" w:after="0"/>
+      <w:spacing w:before="0" w:after="0"/>
+      <w:jc w:val="center"/>
       <w:outlineLvl w:val="0"/>
     </w:pPr>
     <w:rPr>
       <w:rFonts w:asciiTheme="majorHAnsi" w:eastAsiaTheme="majorEastAsia" w:hAnsiTheme="majorHAnsi" w:cstheme="majorBidi" w:ascii="Times New Roman" w:hAnsi="Times New Roman"/>
       <w:b/>
       <w:bCs/>
+      <w:i w:val="0"/>
+      <w:caps w:val="0"/>
       <w:color w:val="365F91" w:themeColor="accent1" w:themeShade="BF"/>
       <w:sz w:val="24"/>
       <w:szCs w:val="28"/>
+      <w:u w:val="none"/>
     </w:rPr>
   </w:style>
   <w:style w:type="paragraph" w:styleId="Heading2">
@@ -468,14 +489,16 @@
       <w:keepNext/>
       <w:keepLines/>
       <w:spacing w:before="200" w:after="0"/>
+      <w:jc w:val="left"/>
       <w:outlineLvl w:val="1"/>
     </w:pPr>
     <w:rPr>
-      <w:rFonts w:asciiTheme="majorHAnsi" w:eastAsiaTheme="majorEastAsia" w:hAnsiTheme="majorHAnsi" w:cstheme="majorBidi"/>
+      <w:rFonts w:asciiTheme="majorHAnsi" w:eastAsiaTheme="majorEastAsia" w:hAnsiTheme="majorHAnsi" w:cstheme="majorBidi" w:ascii="Times New Roman" w:hAnsi="Times New Roman"/>
       <w:b/>
       <w:bCs/>
+      <w:i w:val="0"/>
       <w:color w:val="4F81BD" w:themeColor="accent1"/>
-      <w:sz w:val="26"/>
+      <w:sz w:val="24"/>
       <w:szCs w:val="26"/>
     </w:rPr>
   </w:style>
@@ -1061,10 +1084,14 @@
     <w:uiPriority w:val="29"/>
     <w:qFormat/>
     <w:rsid w:val="00FC693F"/>
+    <w:pPr>
+      <w:ind w:left="720" w:right="720"/>
+    </w:pPr>
     <w:rPr>
       <w:i/>
       <w:iCs/>
       <w:color w:val="000000" w:themeColor="text1"/>
+      <w:sz w:val="24"/>
     </w:rPr>
   </w:style>
   <w:style w:type="character" w:customStyle="1" w:styleId="QuoteChar">
@@ -1176,12 +1203,14 @@
     <w:rsid w:val="00FC693F"/>
     <w:pPr>
       <w:spacing w:line="240" w:lineRule="auto"/>
+      <w:jc w:val="left"/>
     </w:pPr>
     <w:rPr>
       <w:b/>
       <w:bCs/>
+      <w:i/>
       <w:color w:val="4F81BD" w:themeColor="accent1"/>
-      <w:sz w:val="18"/>
+      <w:sz w:val="20"/>
       <w:szCs w:val="18"/>
     </w:rPr>
   </w:style>

--- a/backend/templates/custom/journal_of_marketing_template.docx
+++ b/backend/templates/custom/journal_of_marketing_template.docx
@@ -460,7 +460,7 @@
     <w:pPr>
       <w:keepNext/>
       <w:keepLines/>
-      <w:spacing w:before="0" w:after="0"/>
+      <w:spacing w:before="240" w:after="120"/>
       <w:jc w:val="center"/>
       <w:outlineLvl w:val="0"/>
     </w:pPr>
@@ -1208,7 +1208,7 @@
     <w:rPr>
       <w:b/>
       <w:bCs/>
-      <w:i/>
+      <w:i w:val="0"/>
       <w:color w:val="4F81BD" w:themeColor="accent1"/>
       <w:sz w:val="20"/>
       <w:szCs w:val="18"/>

--- a/backend/templates/custom/journal_of_marketing_template.docx
+++ b/backend/templates/custom/journal_of_marketing_template.docx
@@ -460,7 +460,7 @@
     <w:pPr>
       <w:keepNext/>
       <w:keepLines/>
-      <w:spacing w:before="240" w:after="120"/>
+      <w:spacing w:before="0" w:after="0"/>
       <w:jc w:val="center"/>
       <w:outlineLvl w:val="0"/>
     </w:pPr>
@@ -1210,7 +1210,7 @@
       <w:bCs/>
       <w:i w:val="0"/>
       <w:color w:val="4F81BD" w:themeColor="accent1"/>
-      <w:sz w:val="20"/>
+      <w:sz w:val="24"/>
       <w:szCs w:val="18"/>
     </w:rPr>
   </w:style>

--- a/backend/templates/custom/journal_of_marketing_template.docx
+++ b/backend/templates/custom/journal_of_marketing_template.docx
@@ -1085,7 +1085,7 @@
     <w:qFormat/>
     <w:rsid w:val="00FC693F"/>
     <w:pPr>
-      <w:ind w:left="720" w:right="720"/>
+      <w:ind w:left="720" w:right="0"/>
     </w:pPr>
     <w:rPr>
       <w:i/>
@@ -1208,9 +1208,9 @@
     <w:rPr>
       <w:b/>
       <w:bCs/>
-      <w:i w:val="0"/>
+      <w:i/>
       <w:color w:val="4F81BD" w:themeColor="accent1"/>
-      <w:sz w:val="24"/>
+      <w:sz w:val="20"/>
       <w:szCs w:val="18"/>
     </w:rPr>
   </w:style>

--- a/backend/templates/custom/journal_of_marketing_template.docx
+++ b/backend/templates/custom/journal_of_marketing_template.docx
@@ -469,7 +469,7 @@
       <w:b/>
       <w:bCs/>
       <w:i w:val="0"/>
-      <w:caps w:val="0"/>
+      <w:caps/>
       <w:color w:val="365F91" w:themeColor="accent1" w:themeShade="BF"/>
       <w:sz w:val="24"/>
       <w:szCs w:val="28"/>
@@ -489,7 +489,7 @@
       <w:keepNext/>
       <w:keepLines/>
       <w:spacing w:before="200" w:after="0"/>
-      <w:jc w:val="left"/>
+      <w:jc w:val="center"/>
       <w:outlineLvl w:val="1"/>
     </w:pPr>
     <w:rPr>
@@ -1085,7 +1085,7 @@
     <w:qFormat/>
     <w:rsid w:val="00FC693F"/>
     <w:pPr>
-      <w:ind w:left="720" w:right="0"/>
+      <w:ind w:left="720" w:right="720"/>
     </w:pPr>
     <w:rPr>
       <w:i/>
@@ -1208,7 +1208,7 @@
     <w:rPr>
       <w:b/>
       <w:bCs/>
-      <w:i/>
+      <w:i w:val="0"/>
       <w:color w:val="4F81BD" w:themeColor="accent1"/>
       <w:sz w:val="20"/>
       <w:szCs w:val="18"/>

--- a/backend/templates/custom/journal_of_marketing_template.docx
+++ b/backend/templates/custom/journal_of_marketing_template.docx
@@ -460,7 +460,7 @@
     <w:pPr>
       <w:keepNext/>
       <w:keepLines/>
-      <w:spacing w:before="0" w:after="0"/>
+      <w:spacing w:before="240" w:after="120"/>
       <w:jc w:val="center"/>
       <w:outlineLvl w:val="0"/>
     </w:pPr>
@@ -469,7 +469,7 @@
       <w:b/>
       <w:bCs/>
       <w:i w:val="0"/>
-      <w:caps/>
+      <w:caps w:val="0"/>
       <w:color w:val="365F91" w:themeColor="accent1" w:themeShade="BF"/>
       <w:sz w:val="24"/>
       <w:szCs w:val="28"/>
@@ -489,7 +489,7 @@
       <w:keepNext/>
       <w:keepLines/>
       <w:spacing w:before="200" w:after="0"/>
-      <w:jc w:val="center"/>
+      <w:jc w:val="left"/>
       <w:outlineLvl w:val="1"/>
     </w:pPr>
     <w:rPr>
@@ -1208,9 +1208,9 @@
     <w:rPr>
       <w:b/>
       <w:bCs/>
-      <w:i w:val="0"/>
+      <w:i/>
       <w:color w:val="4F81BD" w:themeColor="accent1"/>
-      <w:sz w:val="20"/>
+      <w:sz w:val="24"/>
       <w:szCs w:val="18"/>
     </w:rPr>
   </w:style>

--- a/backend/templates/custom/journal_of_marketing_template.docx
+++ b/backend/templates/custom/journal_of_marketing_template.docx
@@ -460,7 +460,7 @@
     <w:pPr>
       <w:keepNext/>
       <w:keepLines/>
-      <w:spacing w:before="240" w:after="120"/>
+      <w:spacing w:before="0" w:after="0"/>
       <w:jc w:val="center"/>
       <w:outlineLvl w:val="0"/>
     </w:pPr>
@@ -1210,7 +1210,7 @@
       <w:bCs/>
       <w:i/>
       <w:color w:val="4F81BD" w:themeColor="accent1"/>
-      <w:sz w:val="24"/>
+      <w:sz w:val="20"/>
       <w:szCs w:val="18"/>
     </w:rPr>
   </w:style>
